--- a/entregas/asier.iniguez/AEC-GIT/README.docx
+++ b/entregas/asier.iniguez/AEC-GIT/README.docx
@@ -18,7 +18,86 @@
           <w:bCs/>
           <w:color w:val="auto"/>
         </w:rPr>
-        <w:t>Actividad de Evaluación Continua - GIT</w:t>
+        <w:t xml:space="preserve">Actividad de Evaluación Continua </w:t>
+      </w:r>
+      <w:r>
+        <w:rPr>
+          <w:b/>
+          <w:bCs/>
+          <w:color w:val="auto"/>
+        </w:rPr>
+        <w:t>–</w:t>
+      </w:r>
+      <w:r>
+        <w:rPr>
+          <w:b/>
+          <w:bCs/>
+          <w:color w:val="auto"/>
+        </w:rPr>
+        <w:t xml:space="preserve"> GIT</w:t>
+      </w:r>
+    </w:p>
+    <w:p/>
+    <w:p/>
+    <w:p>
+      <w:r>
+        <w:t xml:space="preserve">Realicé un </w:t>
+      </w:r>
+      <w:proofErr w:type="spellStart"/>
+      <w:r>
+        <w:t>fork</w:t>
+      </w:r>
+      <w:proofErr w:type="spellEnd"/>
+      <w:r>
+        <w:t xml:space="preserve"> del repositorio del docente y lo cloné en mi ordenador. Después, creé la carpeta </w:t>
+      </w:r>
+      <w:proofErr w:type="spellStart"/>
+      <w:proofErr w:type="gramStart"/>
+      <w:r>
+        <w:t>marta.martin</w:t>
+      </w:r>
+      <w:proofErr w:type="spellEnd"/>
+      <w:proofErr w:type="gramEnd"/>
+      <w:r>
+        <w:t>/AEC-GIT y añadí un archivo README.txt.</w:t>
+      </w:r>
+    </w:p>
+    <w:p/>
+    <w:p>
+      <w:r>
+        <w:t xml:space="preserve">A continuación, hice el </w:t>
+      </w:r>
+      <w:proofErr w:type="spellStart"/>
+      <w:r>
+        <w:t>commit</w:t>
+      </w:r>
+      <w:proofErr w:type="spellEnd"/>
+      <w:r>
+        <w:t xml:space="preserve"> "</w:t>
+      </w:r>
+      <w:proofErr w:type="spellStart"/>
+      <w:r>
+        <w:t>docs</w:t>
+      </w:r>
+      <w:proofErr w:type="spellEnd"/>
+      <w:r>
+        <w:t xml:space="preserve">: nuevo archivo" y subí los cambios a GitHub. Finalmente, trabajé en la rama </w:t>
+      </w:r>
+      <w:proofErr w:type="spellStart"/>
+      <w:r>
+        <w:t>docs</w:t>
+      </w:r>
+      <w:proofErr w:type="spellEnd"/>
+      <w:r>
+        <w:t xml:space="preserve">/modificaciones, donde añadí las capturas y la descripción de la actividad antes de crear la Pull </w:t>
+      </w:r>
+      <w:proofErr w:type="spellStart"/>
+      <w:r>
+        <w:t>Request</w:t>
+      </w:r>
+      <w:proofErr w:type="spellEnd"/>
+      <w:r>
+        <w:t>.</w:t>
       </w:r>
     </w:p>
     <w:p/>
@@ -636,6 +715,7 @@
   <w:style w:type="character" w:default="1" w:styleId="Fuentedeprrafopredeter">
     <w:name w:val="Default Paragraph Font"/>
     <w:uiPriority w:val="1"/>
+    <w:semiHidden/>
     <w:unhideWhenUsed/>
   </w:style>
   <w:style w:type="table" w:default="1" w:styleId="Tablanormal">

--- a/entregas/asier.iniguez/AEC-GIT/README.docx
+++ b/entregas/asier.iniguez/AEC-GIT/README.docx
@@ -41,66 +41,129 @@
     <w:p/>
     <w:p>
       <w:r>
-        <w:t xml:space="preserve">Realicé un </w:t>
-      </w:r>
-      <w:proofErr w:type="spellStart"/>
-      <w:r>
-        <w:t>fork</w:t>
-      </w:r>
-      <w:proofErr w:type="spellEnd"/>
-      <w:r>
-        <w:t xml:space="preserve"> del repositorio del docente y lo cloné en mi ordenador. Después, creé la carpeta </w:t>
-      </w:r>
-      <w:proofErr w:type="spellStart"/>
-      <w:proofErr w:type="gramStart"/>
-      <w:r>
-        <w:t>marta.martin</w:t>
-      </w:r>
-      <w:proofErr w:type="spellEnd"/>
-      <w:proofErr w:type="gramEnd"/>
-      <w:r>
-        <w:t>/AEC-GIT y añadí un archivo README.txt.</w:t>
+        <w:t>Realicé un fork del repositorio del docente y lo cloné en mi ordenador. Después, creé la carpeta marta.martin/AEC-GIT y añadí un archivo README.txt.</w:t>
       </w:r>
     </w:p>
     <w:p/>
     <w:p>
       <w:r>
-        <w:t xml:space="preserve">A continuación, hice el </w:t>
-      </w:r>
-      <w:proofErr w:type="spellStart"/>
-      <w:r>
-        <w:t>commit</w:t>
-      </w:r>
-      <w:proofErr w:type="spellEnd"/>
-      <w:r>
-        <w:t xml:space="preserve"> "</w:t>
-      </w:r>
-      <w:proofErr w:type="spellStart"/>
-      <w:r>
-        <w:t>docs</w:t>
-      </w:r>
-      <w:proofErr w:type="spellEnd"/>
-      <w:r>
-        <w:t xml:space="preserve">: nuevo archivo" y subí los cambios a GitHub. Finalmente, trabajé en la rama </w:t>
-      </w:r>
-      <w:proofErr w:type="spellStart"/>
-      <w:r>
-        <w:t>docs</w:t>
-      </w:r>
-      <w:proofErr w:type="spellEnd"/>
-      <w:r>
-        <w:t xml:space="preserve">/modificaciones, donde añadí las capturas y la descripción de la actividad antes de crear la Pull </w:t>
-      </w:r>
-      <w:proofErr w:type="spellStart"/>
-      <w:r>
-        <w:t>Request</w:t>
-      </w:r>
-      <w:proofErr w:type="spellEnd"/>
-      <w:r>
-        <w:t>.</w:t>
+        <w:t>A continuación, hice el commit "docs: nuevo archivo" y subí los cambios a GitHub. Finalmente, trabajé en la rama docs/modificaciones, donde añadí las capturas y la descripción de la actividad antes de crear la Pull Request.</w:t>
       </w:r>
     </w:p>
     <w:p/>
+    <w:p/>
+    <w:p>
+      <w:r>
+        <w:rPr>
+          <w:noProof/>
+        </w:rPr>
+        <w:drawing>
+          <wp:inline distT="0" distB="0" distL="0" distR="0" wp14:anchorId="6D4A6D66" wp14:editId="57640D8E">
+            <wp:extent cx="5398770" cy="5255895"/>
+            <wp:effectExtent l="0" t="0" r="0" b="1905"/>
+            <wp:docPr id="1130276532" name="Imagen 1"/>
+            <wp:cNvGraphicFramePr>
+              <a:graphicFrameLocks xmlns:a="http://schemas.openxmlformats.org/drawingml/2006/main" noChangeAspect="1"/>
+            </wp:cNvGraphicFramePr>
+            <a:graphic xmlns:a="http://schemas.openxmlformats.org/drawingml/2006/main">
+              <a:graphicData uri="http://schemas.openxmlformats.org/drawingml/2006/picture">
+                <pic:pic xmlns:pic="http://schemas.openxmlformats.org/drawingml/2006/picture">
+                  <pic:nvPicPr>
+                    <pic:cNvPr id="0" name="Picture 1"/>
+                    <pic:cNvPicPr>
+                      <a:picLocks noChangeAspect="1" noChangeArrowheads="1"/>
+                    </pic:cNvPicPr>
+                  </pic:nvPicPr>
+                  <pic:blipFill>
+                    <a:blip r:embed="rId4">
+                      <a:extLst>
+                        <a:ext uri="{28A0092B-C50C-407E-A947-70E740481C1C}">
+                          <a14:useLocalDpi xmlns:a14="http://schemas.microsoft.com/office/drawing/2010/main" val="0"/>
+                        </a:ext>
+                      </a:extLst>
+                    </a:blip>
+                    <a:srcRect/>
+                    <a:stretch>
+                      <a:fillRect/>
+                    </a:stretch>
+                  </pic:blipFill>
+                  <pic:spPr bwMode="auto">
+                    <a:xfrm>
+                      <a:off x="0" y="0"/>
+                      <a:ext cx="5398770" cy="5255895"/>
+                    </a:xfrm>
+                    <a:prstGeom prst="rect">
+                      <a:avLst/>
+                    </a:prstGeom>
+                    <a:noFill/>
+                    <a:ln>
+                      <a:noFill/>
+                    </a:ln>
+                  </pic:spPr>
+                </pic:pic>
+              </a:graphicData>
+            </a:graphic>
+          </wp:inline>
+        </w:drawing>
+      </w:r>
+    </w:p>
+    <w:p/>
+    <w:p>
+      <w:r>
+        <w:rPr>
+          <w:noProof/>
+        </w:rPr>
+        <w:lastRenderedPageBreak/>
+        <w:drawing>
+          <wp:inline distT="0" distB="0" distL="0" distR="0" wp14:anchorId="67A8C83D" wp14:editId="31BCA355">
+            <wp:extent cx="5391150" cy="5136515"/>
+            <wp:effectExtent l="0" t="0" r="0" b="6985"/>
+            <wp:docPr id="551532101" name="Imagen 2"/>
+            <wp:cNvGraphicFramePr>
+              <a:graphicFrameLocks xmlns:a="http://schemas.openxmlformats.org/drawingml/2006/main" noChangeAspect="1"/>
+            </wp:cNvGraphicFramePr>
+            <a:graphic xmlns:a="http://schemas.openxmlformats.org/drawingml/2006/main">
+              <a:graphicData uri="http://schemas.openxmlformats.org/drawingml/2006/picture">
+                <pic:pic xmlns:pic="http://schemas.openxmlformats.org/drawingml/2006/picture">
+                  <pic:nvPicPr>
+                    <pic:cNvPr id="0" name="Picture 2"/>
+                    <pic:cNvPicPr>
+                      <a:picLocks noChangeAspect="1" noChangeArrowheads="1"/>
+                    </pic:cNvPicPr>
+                  </pic:nvPicPr>
+                  <pic:blipFill>
+                    <a:blip r:embed="rId5">
+                      <a:extLst>
+                        <a:ext uri="{28A0092B-C50C-407E-A947-70E740481C1C}">
+                          <a14:useLocalDpi xmlns:a14="http://schemas.microsoft.com/office/drawing/2010/main" val="0"/>
+                        </a:ext>
+                      </a:extLst>
+                    </a:blip>
+                    <a:srcRect/>
+                    <a:stretch>
+                      <a:fillRect/>
+                    </a:stretch>
+                  </pic:blipFill>
+                  <pic:spPr bwMode="auto">
+                    <a:xfrm>
+                      <a:off x="0" y="0"/>
+                      <a:ext cx="5391150" cy="5136515"/>
+                    </a:xfrm>
+                    <a:prstGeom prst="rect">
+                      <a:avLst/>
+                    </a:prstGeom>
+                    <a:noFill/>
+                    <a:ln>
+                      <a:noFill/>
+                    </a:ln>
+                  </pic:spPr>
+                </pic:pic>
+              </a:graphicData>
+            </a:graphic>
+          </wp:inline>
+        </w:drawing>
+      </w:r>
+    </w:p>
     <w:sectPr>
       <w:pgSz w:w="11906" w:h="16838"/>
       <w:pgMar w:top="1417" w:right="1701" w:bottom="1417" w:left="1701" w:header="708" w:footer="708" w:gutter="0"/>
